--- a/cv-materials/ptr/PTR_v2.docx
+++ b/cv-materials/ptr/PTR_v2.docx
@@ -5,8 +5,14 @@
     <w:p>
       <w:pPr>
         <w:pStyle w:val="Title"/>
+        <w:rPr>
+          <w:rFonts w:ascii="Aptos" w:hAnsi="Aptos"/>
+        </w:rPr>
       </w:pPr>
       <w:r>
+        <w:rPr>
+          <w:rFonts w:ascii="Aptos" w:hAnsi="Aptos"/>
+        </w:rPr>
         <w:t>Statement of Accomplishment and Goals</w:t>
       </w:r>
     </w:p>
@@ -23,14 +29,7 @@
           <w:sz w:val="28"/>
           <w:szCs w:val="28"/>
         </w:rPr>
-        <w:t xml:space="preserve">Newman </w:t>
-      </w:r>
-      <w:r>
-        <w:rPr>
-          <w:sz w:val="28"/>
-          <w:szCs w:val="28"/>
-        </w:rPr>
-        <w:t xml:space="preserve">Fabian </w:t>
+        <w:t xml:space="preserve">Newman Fabian </w:t>
       </w:r>
       <w:proofErr w:type="gramStart"/>
       <w:r>
@@ -92,28 +91,170 @@
         <w:rPr>
           <w:sz w:val="22"/>
         </w:rPr>
-        <w:t>I am the Julian T. Hightower Chaired Professor in Georgia Tech’s School of Electrical and Computer Engineering. I earned my Ph.D. (1999) and M.Sc. (1996) in Computer Science from New York University and my B.Sc. (1993) from Barry University. Before joining Georgia Tech in 2022, I was the Kenan Distinguished Professor of Computer Science at the University of North Carolina at Chapel Hill. Earlier appointments included faculty service at Johns Hopkins University and research at Bell Laboratories. I also directed Computer and Information Security at the Renaissance Computing Institute and co-founded Zeropoint Dynamics, serving as its Chief Scientist.</w:t>
+        <w:t xml:space="preserve">I am the Julian T. Hightower Chaired Professor in Georgia Tech’s School of Electrical and Computer Engineering. </w:t>
       </w:r>
-    </w:p>
-    <w:p>
-      <w:pPr>
-        <w:jc w:val="both"/>
-        <w:rPr>
-          <w:sz w:val="22"/>
-        </w:rPr>
-      </w:pPr>
       <w:r>
         <w:rPr>
           <w:sz w:val="22"/>
         </w:rPr>
-        <w:t>My research spans computer and network security, software analysis, digital forensics, and privacy, with increasing attention to artificial intelligence. It has earned Best Paper Awards at the IEEE Symposium on Security and Privacy and the International Conference on Internet Monitoring and Protection, as well as an Outstanding Research Award in Privacy Enhancing Technologies. I have also received undergraduate and graduate teaching awards at UNC Chapel Hill and recognition on Georgia Tech’s CIOS Honor Roll.</w:t>
+        <w:t xml:space="preserve">I also hold a courtesy appointment in the School of Cybersecurity and Privacy (SCP). </w:t>
+      </w:r>
+      <w:r>
+        <w:rPr>
+          <w:sz w:val="22"/>
+        </w:rPr>
+        <w:t xml:space="preserve">I earned my Ph.D. (1999) and M.Sc. (1996) in Computer Science from New York University and my B.Sc. (1993) from Barry University. Before joining Georgia Tech in 2022, I was the Kenan Distinguished Professor of Computer Science at the University of North Carolina at Chapel Hill. Earlier appointments included faculty service at Johns Hopkins University and research at Bell Laboratories. I </w:t>
+      </w:r>
+      <w:r>
+        <w:rPr>
+          <w:sz w:val="22"/>
+        </w:rPr>
+        <w:t xml:space="preserve">was </w:t>
+      </w:r>
+      <w:r>
+        <w:rPr>
+          <w:sz w:val="22"/>
+        </w:rPr>
+        <w:t xml:space="preserve">also </w:t>
+      </w:r>
+      <w:r>
+        <w:rPr>
+          <w:sz w:val="22"/>
+        </w:rPr>
+        <w:t>the Director for</w:t>
+      </w:r>
+      <w:r>
+        <w:rPr>
+          <w:sz w:val="22"/>
+        </w:rPr>
+        <w:t xml:space="preserve"> Computer and Information Security at the Renaissance Computing Institute and co-founded Zeropoint Dynamics, serving as its Chief Scientist.</w:t>
+      </w:r>
+      <w:r>
+        <w:rPr>
+          <w:sz w:val="22"/>
+        </w:rPr>
+        <w:t xml:space="preserve"> </w:t>
+      </w:r>
+      <w:r>
+        <w:rPr>
+          <w:sz w:val="22"/>
+        </w:rPr>
+        <w:t>My research spans computer and network security, software</w:t>
+      </w:r>
+      <w:r>
+        <w:rPr>
+          <w:sz w:val="22"/>
+        </w:rPr>
+        <w:t xml:space="preserve"> vulnerability</w:t>
+      </w:r>
+      <w:r>
+        <w:rPr>
+          <w:sz w:val="22"/>
+        </w:rPr>
+        <w:t xml:space="preserve"> analysis, digital forensics, and privacy, with increasing attention to</w:t>
+      </w:r>
+      <w:r>
+        <w:rPr>
+          <w:sz w:val="22"/>
+        </w:rPr>
+        <w:t xml:space="preserve"> how</w:t>
+      </w:r>
+      <w:r>
+        <w:rPr>
+          <w:sz w:val="22"/>
+        </w:rPr>
+        <w:t xml:space="preserve"> artificial intelligence</w:t>
+      </w:r>
+      <w:r>
+        <w:rPr>
+          <w:sz w:val="22"/>
+        </w:rPr>
+        <w:t xml:space="preserve"> impacts these areas</w:t>
+      </w:r>
+      <w:r>
+        <w:rPr>
+          <w:sz w:val="22"/>
+        </w:rPr>
+        <w:t xml:space="preserve">. </w:t>
+      </w:r>
+      <w:r>
+        <w:rPr>
+          <w:sz w:val="22"/>
+        </w:rPr>
+        <w:t>Over the years, m</w:t>
+      </w:r>
+      <w:r>
+        <w:rPr>
+          <w:sz w:val="22"/>
+        </w:rPr>
+        <w:t>y research</w:t>
+      </w:r>
+      <w:r>
+        <w:rPr>
+          <w:sz w:val="22"/>
+        </w:rPr>
+        <w:t xml:space="preserve"> has earned Best Paper Awards at the IEEE Symposium on Security and Privacy</w:t>
+      </w:r>
+      <w:r>
+        <w:rPr>
+          <w:sz w:val="22"/>
+        </w:rPr>
+        <w:t xml:space="preserve">, the USENIX Security </w:t>
+      </w:r>
+      <w:proofErr w:type="gramStart"/>
+      <w:r>
+        <w:rPr>
+          <w:sz w:val="22"/>
+        </w:rPr>
+        <w:t xml:space="preserve">Symposium, </w:t>
+      </w:r>
+      <w:r>
+        <w:rPr>
+          <w:sz w:val="22"/>
+        </w:rPr>
+        <w:t xml:space="preserve"> and</w:t>
+      </w:r>
+      <w:proofErr w:type="gramEnd"/>
+      <w:r>
+        <w:rPr>
+          <w:sz w:val="22"/>
+        </w:rPr>
+        <w:t xml:space="preserve"> the International Conference on Internet Monitoring and Protection, as well as an Outstanding Research Award in Privacy Enhancing Technologies</w:t>
+      </w:r>
+      <w:r>
+        <w:rPr>
+          <w:sz w:val="22"/>
+        </w:rPr>
+        <w:t xml:space="preserve"> and the </w:t>
+      </w:r>
+      <w:r>
+        <w:rPr>
+          <w:sz w:val="22"/>
+        </w:rPr>
+        <w:t>AT&amp;T Best Applied Security Paper Award</w:t>
+      </w:r>
+      <w:r>
+        <w:rPr>
+          <w:sz w:val="22"/>
+        </w:rPr>
+        <w:t>. I have also received undergraduate and graduate teaching awards at UNC Chapel Hill and recognition on Georgia Tech’s CIOS Honor Roll.</w:t>
       </w:r>
     </w:p>
     <w:p>
       <w:pPr>
         <w:pStyle w:val="Heading1"/>
+        <w:rPr>
+          <w:rFonts w:ascii="Aptos" w:hAnsi="Aptos"/>
+          <w:sz w:val="24"/>
+          <w:szCs w:val="24"/>
+        </w:rPr>
       </w:pPr>
       <w:r>
+        <w:rPr>
+          <w:rFonts w:ascii="Aptos" w:hAnsi="Aptos"/>
+          <w:sz w:val="24"/>
+          <w:szCs w:val="24"/>
+        </w:rPr>
         <w:t>Summary of Accomplishments, 2022–2026</w:t>
       </w:r>
     </w:p>
@@ -134,8 +275,18 @@
     <w:p>
       <w:pPr>
         <w:pStyle w:val="Heading1"/>
+        <w:rPr>
+          <w:rFonts w:ascii="Aptos" w:hAnsi="Aptos"/>
+          <w:sz w:val="24"/>
+          <w:szCs w:val="24"/>
+        </w:rPr>
       </w:pPr>
       <w:r>
+        <w:rPr>
+          <w:rFonts w:ascii="Aptos" w:hAnsi="Aptos"/>
+          <w:sz w:val="24"/>
+          <w:szCs w:val="24"/>
+        </w:rPr>
         <w:t>1. Scholarly Contributions, Research Impact, and Funding</w:t>
       </w:r>
     </w:p>
@@ -164,7 +315,7 @@
         <w:rPr>
           <w:sz w:val="22"/>
         </w:rPr>
-        <w:t xml:space="preserve"> and four additional manuscripts under review or revision. Publications have appeared in leading cybersecurity venues—including the USENIX Security Symposium, the Network and Distributed System Security Symposium (NDSS), and the ACM Conference on Computer and Communications Security (CCS)—whose acceptance rates are well below 20%. </w:t>
+        <w:t xml:space="preserve"> and four additional manuscripts under review or revision. Publications have appeared in leading cybersecurity venues—including the USENIX Security Symposium, the Network and Distributed System Security Symposium (NDSS), and the ACM Conference on Computer and Communications Security (CCS)—whose acceptance rates are well below 20%.</w:t>
       </w:r>
       <w:r>
         <w:rPr>
@@ -172,7 +323,61 @@
           <w:bCs/>
           <w:sz w:val="22"/>
         </w:rPr>
-        <w:t>Georgia Tech mentees have led 13 of our papers as first authors</w:t>
+        <w:t xml:space="preserve"> </w:t>
+      </w:r>
+      <w:r>
+        <w:rPr>
+          <w:b/>
+          <w:bCs/>
+          <w:sz w:val="22"/>
+        </w:rPr>
+        <w:t>My</w:t>
+      </w:r>
+      <w:r>
+        <w:rPr>
+          <w:sz w:val="22"/>
+        </w:rPr>
+        <w:t xml:space="preserve"> </w:t>
+      </w:r>
+      <w:r>
+        <w:rPr>
+          <w:b/>
+          <w:bCs/>
+          <w:sz w:val="22"/>
+        </w:rPr>
+        <w:t xml:space="preserve">Georgia Tech mentees have led </w:t>
+      </w:r>
+      <w:r>
+        <w:rPr>
+          <w:b/>
+          <w:bCs/>
+          <w:sz w:val="22"/>
+        </w:rPr>
+        <w:t>sixteen</w:t>
+      </w:r>
+      <w:r>
+        <w:rPr>
+          <w:b/>
+          <w:bCs/>
+          <w:sz w:val="22"/>
+        </w:rPr>
+        <w:t xml:space="preserve"> of </w:t>
+      </w:r>
+      <w:r>
+        <w:rPr>
+          <w:b/>
+          <w:bCs/>
+          <w:sz w:val="22"/>
+        </w:rPr>
+        <w:t>these</w:t>
+      </w:r>
+      <w:r>
+        <w:rPr>
+          <w:b/>
+          <w:bCs/>
+          <w:sz w:val="22"/>
+        </w:rPr>
+        <w:t xml:space="preserve"> papers as first authors</w:t>
       </w:r>
       <w:r>
         <w:rPr>
@@ -192,7 +397,19 @@
         <w:rPr>
           <w:sz w:val="22"/>
         </w:rPr>
-        <w:t>A defining aim of my group is to understand security threats as they arise in real systems and turn those findings into stronger defenses. In malware analysis, we have developed approaches to reveal malicious behaviors that conventional tools overlook, including AI-assisted methods for identifying and overcoming evasion mechanisms. Our large-scale studies of Internet infrastructure and threat intelligence have examined how malicious infrastructure is discovered, how attackers misuse domain names and software distribution platforms, and where existing defenses fail. Related work on domain disputes and defensive registration connects empirical security measurements to Internet governance and brand protection.</w:t>
+        <w:t xml:space="preserve">A defining aim of my group is to understand security threats as they arise in real systems and turn those findings into stronger defenses. In malware analysis, we have developed approaches to reveal malicious behaviors that conventional tools overlook, including AI-assisted methods for identifying and overcoming evasion mechanisms. Our large-scale studies of Internet infrastructure and threat intelligence have examined how malicious infrastructure is discovered, how attackers misuse domain names and software distribution platforms, and where existing defenses fail. </w:t>
+      </w:r>
+      <w:r>
+        <w:rPr>
+          <w:sz w:val="22"/>
+        </w:rPr>
+        <w:t>Other ongoing efforts</w:t>
+      </w:r>
+      <w:r>
+        <w:rPr>
+          <w:sz w:val="22"/>
+        </w:rPr>
+        <w:t xml:space="preserve"> on domain disputes and defensive registration connects empirical security measurements to Internet governance and brand protection.</w:t>
       </w:r>
     </w:p>
     <w:p>
@@ -206,14 +423,8 @@
         <w:rPr>
           <w:sz w:val="22"/>
         </w:rPr>
-        <w:t xml:space="preserve">More recently, we have investigated the security implications of generative AI. Research on synthetic speech exposes weaknesses in voice-generation and detection technologies and lays the groundwork </w:t>
-      </w:r>
-      <w:r>
-        <w:rPr>
-          <w:sz w:val="22"/>
-        </w:rPr>
         <w:lastRenderedPageBreak/>
-        <w:t>for identifying the systems used to create synthetic media. Complementary work explores how AI can assist security analysts while accounting for its limitations. Together, these efforts extend established strengths in cybersecurity to rapidly emerging threats.</w:t>
+        <w:t>More recently, we have investigated the security implications of generative AI. Research on synthetic speech exposes weaknesses in voice-generation and detection technologies and lays the groundwork for identifying the systems used to create synthetic media. Complementary work explores how AI can assist security analysts while accounting for its limitations. Together, these efforts extend established strengths in cybersecurity to rapidly emerging threats.</w:t>
       </w:r>
     </w:p>
     <w:p>
@@ -241,14 +452,52 @@
         <w:rPr>
           <w:sz w:val="22"/>
         </w:rPr>
-        <w:t>. Support from DARPA, ARPA-H, the U.S. Navy through the National Security Technology Accelerator, and Verisign has enabled work on cyber defense, software security, healthcare infrastructure, and Internet protection. My roles across these collaborative projects have helped connect academic research with government and industry priorities. Three U.S. patent filings in 2025–2026, addressing AI-assisted malware analysis and protection against deceptive domain names, further reflect our efforts to translate research into practical technologies.</w:t>
+        <w:t xml:space="preserve">. Support from DARPA, ARPA-H, the U.S. Navy through the National Security Technology Accelerator, and Verisign has enabled work on cyber defense, software security, healthcare infrastructure, and Internet protection. My roles across these collaborative projects have helped connect academic research with government and industry priorities. </w:t>
+      </w:r>
+      <w:r>
+        <w:rPr>
+          <w:b/>
+          <w:bCs/>
+          <w:sz w:val="22"/>
+        </w:rPr>
+        <w:t>Three U.S. patent filings</w:t>
+      </w:r>
+      <w:r>
+        <w:rPr>
+          <w:sz w:val="22"/>
+        </w:rPr>
+        <w:t xml:space="preserve"> </w:t>
+      </w:r>
+      <w:r>
+        <w:rPr>
+          <w:b/>
+          <w:bCs/>
+          <w:sz w:val="22"/>
+        </w:rPr>
+        <w:t>in 2025–2026</w:t>
+      </w:r>
+      <w:r>
+        <w:rPr>
+          <w:sz w:val="22"/>
+        </w:rPr>
+        <w:t>, addressing AI-assisted malware analysis and protection against deceptive domain names, further reflect our efforts to translate research into practical technologies.</w:t>
       </w:r>
     </w:p>
     <w:p>
       <w:pPr>
         <w:pStyle w:val="Heading1"/>
+        <w:rPr>
+          <w:rFonts w:ascii="Aptos" w:hAnsi="Aptos"/>
+          <w:sz w:val="24"/>
+          <w:szCs w:val="24"/>
+        </w:rPr>
       </w:pPr>
       <w:r>
+        <w:rPr>
+          <w:rFonts w:ascii="Aptos" w:hAnsi="Aptos"/>
+          <w:sz w:val="24"/>
+          <w:szCs w:val="24"/>
+        </w:rPr>
         <w:t>2. Professional, Institute, and Academic Service</w:t>
       </w:r>
     </w:p>
@@ -269,22 +518,56 @@
     <w:p>
       <w:pPr>
         <w:jc w:val="both"/>
+        <w:rPr>
+          <w:sz w:val="22"/>
+        </w:rPr>
       </w:pPr>
       <w:r>
         <w:rPr>
           <w:sz w:val="22"/>
         </w:rPr>
-        <w:t xml:space="preserve">At Georgia Tech, I have served since 2024 as co-director of the ECE Center for Cyber Operations Enquiry and Unconventional Sensing (CEOUS), assuming the role when a founding member went on leave. I have also served as Area Chair for the Software and Systems Technical Interest Group in graduate admissions (2023–2027), on the School of Cybersecurity and Privacy Faculty Recruiting Committee (2023–2025), and as chair of the College of Engineering Cybersecurity Fellows Selection Committee (2023). As admissions Area Chair, I evaluate a pool of more than 120 students annually to help select recipients of Institute- and College-level fellowships and </w:t>
+        <w:t>At Georgia Tech, I have served since 2024 as co-director of the ECE Center for Cyber Operations Enquiry and Unconventional Sensing (CEOUS), assuming the role when a founding member went on leave. I have also served as Area Chair for the Software and Systems Technical Interest Group in graduate admissions (2023–202</w:t>
       </w:r>
       <w:r>
-        <w:t>graduate teaching assistantships.</w:t>
+        <w:rPr>
+          <w:sz w:val="22"/>
+        </w:rPr>
+        <w:t>6</w:t>
+      </w:r>
+      <w:r>
+        <w:rPr>
+          <w:sz w:val="22"/>
+        </w:rPr>
+        <w:t xml:space="preserve">), on the School of Cybersecurity and Privacy Faculty Recruiting Committee (2023–2025), and as </w:t>
+      </w:r>
+      <w:r>
+        <w:rPr>
+          <w:sz w:val="22"/>
+        </w:rPr>
+        <w:t>C</w:t>
+      </w:r>
+      <w:r>
+        <w:rPr>
+          <w:sz w:val="22"/>
+        </w:rPr>
+        <w:t>hair of the College of Engineering Cybersecurity Fellows Selection Committee (2023). As admissions Area Chair, I evaluate a pool of more than 120 students annually to help select recipients of Institute- and College-level fellowships and graduate teaching assistantships.</w:t>
       </w:r>
     </w:p>
     <w:p>
       <w:pPr>
         <w:pStyle w:val="Heading1"/>
+        <w:rPr>
+          <w:rFonts w:ascii="Aptos" w:hAnsi="Aptos"/>
+          <w:sz w:val="24"/>
+          <w:szCs w:val="24"/>
+        </w:rPr>
       </w:pPr>
       <w:r>
+        <w:rPr>
+          <w:rFonts w:ascii="Aptos" w:hAnsi="Aptos"/>
+          <w:sz w:val="24"/>
+          <w:szCs w:val="24"/>
+        </w:rPr>
         <w:t>3. Teaching and Educational Innovation</w:t>
       </w:r>
     </w:p>
@@ -363,7 +646,28 @@
         <w:rPr>
           <w:sz w:val="22"/>
         </w:rPr>
-        <w:t xml:space="preserve">The redesigned course received a perfect CIOS score. One student wrote, “I loved the competitiveness of the class projects … it was a challenging course that demanded the highest quality of work. I had to push myself to think in new ways.” Another observed, “It was really great to tackle near state-of-the-art problems with little background in the field; The infrastructure and course content definitely reduced the barrier of entry to some of the topics we worked on, so we could mostly focus on problem-solving and </w:t>
+        <w:t xml:space="preserve">The redesigned course received a </w:t>
+      </w:r>
+      <w:r>
+        <w:rPr>
+          <w:b/>
+          <w:bCs/>
+          <w:sz w:val="22"/>
+        </w:rPr>
+        <w:t>perfect CIOS score</w:t>
+      </w:r>
+      <w:r>
+        <w:rPr>
+          <w:sz w:val="22"/>
+        </w:rPr>
+        <w:t xml:space="preserve">. One student wrote, “I loved the competitiveness of the class projects … it was a challenging course that demanded the highest quality of work. I had to push myself to think in new ways.” Another observed, “It was really great to tackle near state-of-the-art problems with little background in the field; The infrastructure and course content definitely reduced the barrier of entry to some of the topics we worked on, so we could mostly focus on problem-solving </w:t>
+      </w:r>
+      <w:r>
+        <w:rPr>
+          <w:sz w:val="22"/>
+        </w:rPr>
+        <w:lastRenderedPageBreak/>
+        <w:t xml:space="preserve">and </w:t>
       </w:r>
       <w:proofErr w:type="gramStart"/>
       <w:r>
@@ -383,59 +687,167 @@
     <w:p>
       <w:pPr>
         <w:pStyle w:val="Heading1"/>
+        <w:rPr>
+          <w:rFonts w:ascii="Aptos" w:hAnsi="Aptos"/>
+          <w:sz w:val="24"/>
+          <w:szCs w:val="24"/>
+        </w:rPr>
       </w:pPr>
       <w:r>
-        <w:lastRenderedPageBreak/>
-        <w:t>4. Student Mentorship and Career Success</w:t>
+        <w:rPr>
+          <w:rFonts w:ascii="Aptos" w:hAnsi="Aptos"/>
+          <w:sz w:val="24"/>
+          <w:szCs w:val="24"/>
+        </w:rPr>
+        <w:t>4. Student Success</w:t>
       </w:r>
     </w:p>
     <w:p>
       <w:pPr>
+        <w:pStyle w:val="NormalWeb"/>
         <w:jc w:val="both"/>
         <w:rPr>
-          <w:sz w:val="22"/>
+          <w:rFonts w:ascii="Aptos" w:hAnsi="Aptos"/>
+          <w:sz w:val="22"/>
+          <w:szCs w:val="22"/>
         </w:rPr>
       </w:pPr>
       <w:r>
         <w:rPr>
-          <w:sz w:val="22"/>
-        </w:rPr>
-        <w:t>My goal as a mentor is to develop independent researchers with the judgment, confidence, and professional networks to succeed beyond graduate school. Since joining Georgia Tech</w:t>
+          <w:rFonts w:ascii="Aptos" w:hAnsi="Aptos"/>
+          <w:sz w:val="22"/>
+          <w:szCs w:val="22"/>
+        </w:rPr>
+        <w:t xml:space="preserve">My approach to mentorship emphasizes developing independent researchers who possess not only strong technical expertise but also the critical judgment, confidence, and professional networks needed for long-term career success. Since joining Georgia Tech, </w:t>
       </w:r>
       <w:r>
         <w:rPr>
-          <w:b/>
-          <w:bCs/>
-          <w:sz w:val="22"/>
-        </w:rPr>
-        <w:t>, I have advised seven Ph.D. students, two master’s students, one undergraduate, and two research scientists, while concurrently advising two Ph.D. students at UNC Chapel Hill</w:t>
+          <w:rStyle w:val="Strong"/>
+          <w:rFonts w:ascii="Aptos" w:hAnsi="Aptos"/>
+          <w:sz w:val="22"/>
+          <w:szCs w:val="22"/>
+        </w:rPr>
+        <w:t>I have advised seven Ph.D. students, two master’s students, one undergraduate, and two research scientists, while concurrently advising two Ph.D. students at UNC Chapel Hill.</w:t>
       </w:r>
       <w:r>
         <w:rPr>
-          <w:sz w:val="22"/>
-        </w:rPr>
-        <w:t>.</w:t>
+          <w:rFonts w:ascii="Aptos" w:hAnsi="Aptos"/>
+          <w:sz w:val="22"/>
+          <w:szCs w:val="22"/>
+        </w:rPr>
+        <w:t xml:space="preserve"> These trainees have published and presented their work at numerous conferences and workshops, gaining experience in leading research projects and communicating their findings to the broader scientific community. Their work has also earned invitations to present at KAIST in South Korea and University College London, providing valuable international exposure. In 2025, my mentee </w:t>
+      </w:r>
+      <w:r>
+        <w:rPr>
+          <w:rStyle w:val="Strong"/>
+          <w:rFonts w:ascii="Aptos" w:hAnsi="Aptos"/>
+          <w:b w:val="0"/>
+          <w:bCs w:val="0"/>
+          <w:sz w:val="22"/>
+          <w:szCs w:val="22"/>
+        </w:rPr>
+        <w:t xml:space="preserve">Vinny </w:t>
+      </w:r>
+      <w:proofErr w:type="spellStart"/>
+      <w:r>
+        <w:rPr>
+          <w:rStyle w:val="Strong"/>
+          <w:rFonts w:ascii="Aptos" w:hAnsi="Aptos"/>
+          <w:b w:val="0"/>
+          <w:bCs w:val="0"/>
+          <w:sz w:val="22"/>
+          <w:szCs w:val="22"/>
+        </w:rPr>
+        <w:t>Adjibi</w:t>
+      </w:r>
+      <w:proofErr w:type="spellEnd"/>
+      <w:r>
+        <w:rPr>
+          <w:rStyle w:val="Strong"/>
+          <w:rFonts w:ascii="Aptos" w:hAnsi="Aptos"/>
+          <w:b w:val="0"/>
+          <w:bCs w:val="0"/>
+          <w:sz w:val="22"/>
+          <w:szCs w:val="22"/>
+        </w:rPr>
+        <w:t xml:space="preserve"> was among just 40 participants from 32 countries selected from a pool of 491 applicants for an ICANN program in Seattle</w:t>
+      </w:r>
+      <w:r>
+        <w:rPr>
+          <w:rFonts w:ascii="Aptos" w:hAnsi="Aptos"/>
+          <w:sz w:val="22"/>
+          <w:szCs w:val="22"/>
+        </w:rPr>
+        <w:t>. This opportunity, associated with ICANN's efforts to engage emerging professionals in Internet governance, provided valuable exposure to the technical coordination and policymaking processes that shape the global Internet. Beyond academia, trainees have secured positions at Meta, Lean, and Palo Alto Networks, demonstrating their ability to translate research experience into competitive career opportunities.</w:t>
       </w:r>
     </w:p>
     <w:p>
       <w:pPr>
+        <w:pStyle w:val="NormalWeb"/>
         <w:jc w:val="both"/>
         <w:rPr>
-          <w:sz w:val="22"/>
+          <w:rFonts w:ascii="Aptos" w:hAnsi="Aptos"/>
+          <w:sz w:val="22"/>
+          <w:szCs w:val="22"/>
         </w:rPr>
       </w:pPr>
       <w:r>
         <w:rPr>
-          <w:sz w:val="22"/>
-        </w:rPr>
-        <w:t>These trainees have published and presented research at 17 conferences, with students as first authors on 13 papers; four further manuscripts are under peer review. Their work has led to invited presentations at KAIST in South Korea and University College London. Trainees have also secured positions at Meta, Lean, and Palo Alto Networks. To support their development, I organize biweekly research brown-bag lunches and networking events with former students, providing opportunities for feedback, collaboration, and career guidance.</w:t>
+          <w:rFonts w:ascii="Aptos" w:hAnsi="Aptos"/>
+          <w:sz w:val="22"/>
+          <w:szCs w:val="22"/>
+        </w:rPr>
+        <w:t xml:space="preserve">I complement individual mentorship with activities </w:t>
+      </w:r>
+      <w:r>
+        <w:rPr>
+          <w:rFonts w:ascii="Aptos" w:hAnsi="Aptos"/>
+          <w:sz w:val="22"/>
+          <w:szCs w:val="22"/>
+        </w:rPr>
+        <w:t>that</w:t>
+      </w:r>
+      <w:r>
+        <w:rPr>
+          <w:rFonts w:ascii="Aptos" w:hAnsi="Aptos"/>
+          <w:sz w:val="22"/>
+          <w:szCs w:val="22"/>
+        </w:rPr>
+        <w:t xml:space="preserve"> foster a supportive and collaborative research community. Through biweekly research lunches, students receive constructive feedback, exchange ideas, and develop the communication and collaborative problem-solving skills essential to their growth. Networking events with former students provide additional opportunities for career guidance, professional connections, and exposure to different career paths. My commitment to student success also extends beyond my own research group: since 2022, I have served on thesis or dissertation committees for </w:t>
+      </w:r>
+      <w:r>
+        <w:rPr>
+          <w:rStyle w:val="Strong"/>
+          <w:rFonts w:ascii="Aptos" w:hAnsi="Aptos"/>
+          <w:sz w:val="22"/>
+          <w:szCs w:val="22"/>
+        </w:rPr>
+        <w:t>eight students advised by other Georgia Tech faculty</w:t>
+      </w:r>
+      <w:r>
+        <w:rPr>
+          <w:rFonts w:ascii="Aptos" w:hAnsi="Aptos"/>
+          <w:sz w:val="22"/>
+          <w:szCs w:val="22"/>
+        </w:rPr>
+        <w:t>, contributing to their scholarly development and academic progress. Together, these efforts reflect my commitment to preparing students not simply to complete their degrees but to thrive as independent researchers and professionals.</w:t>
       </w:r>
     </w:p>
     <w:p>
       <w:pPr>
         <w:pStyle w:val="Heading1"/>
+        <w:rPr>
+          <w:rFonts w:ascii="Aptos" w:hAnsi="Aptos"/>
+          <w:sz w:val="24"/>
+          <w:szCs w:val="24"/>
+        </w:rPr>
       </w:pPr>
       <w:r>
+        <w:rPr>
+          <w:rFonts w:ascii="Aptos" w:hAnsi="Aptos"/>
+          <w:sz w:val="24"/>
+          <w:szCs w:val="24"/>
+        </w:rPr>
         <w:t>5. Future Research Directions</w:t>
       </w:r>
     </w:p>
@@ -467,10 +879,52 @@
       </w:pPr>
       <w:r>
         <w:rPr>
-          <w:sz w:val="22"/>
-        </w:rPr>
-        <w:t>Identifying sources of AI-generated media. Convincing synthetic audio, images, and video create new opportunities for fraud and impersonation. Because voluntary labeling and content removal may not scale with abuse, we aim to identify the tools and underlying technologies used to generate suspicious media. Extending our exploratory synthetic-speech research [5, 13, 18], this work could help platforms connect repeated abuse to its likely origins and improve accountability.</w:t>
+          <w:b/>
+          <w:bCs/>
+          <w:sz w:val="22"/>
+        </w:rPr>
+        <w:t>Identifying sources of AI-generated media</w:t>
       </w:r>
+      <w:r>
+        <w:rPr>
+          <w:sz w:val="22"/>
+        </w:rPr>
+        <w:t xml:space="preserve">. Convincing synthetic </w:t>
+      </w:r>
+      <w:r>
+        <w:rPr>
+          <w:sz w:val="22"/>
+        </w:rPr>
+        <w:t>audiovisual media</w:t>
+      </w:r>
+      <w:r>
+        <w:rPr>
+          <w:sz w:val="22"/>
+        </w:rPr>
+        <w:t xml:space="preserve"> create</w:t>
+      </w:r>
+      <w:r>
+        <w:rPr>
+          <w:sz w:val="22"/>
+        </w:rPr>
+        <w:t>s</w:t>
+      </w:r>
+      <w:r>
+        <w:rPr>
+          <w:sz w:val="22"/>
+        </w:rPr>
+        <w:t xml:space="preserve"> new opportunities for fraud and impersonation. Because voluntary labeling and content removal may not scale with abuse, we aim to identify the tools and underlying technologies used to generate suspicious media. Extending our exploratory synthetic-speech research [5, 13, 18], this work could help platforms connect repeated abuse to its origins and improve accountability.</w:t>
+      </w:r>
+    </w:p>
+    <w:p>
+      <w:pPr>
+        <w:pStyle w:val="ListParagraph"/>
+        <w:spacing w:before="240"/>
+        <w:jc w:val="both"/>
+        <w:rPr>
+          <w:sz w:val="22"/>
+        </w:rPr>
+      </w:pPr>
     </w:p>
     <w:p>
       <w:pPr>
@@ -479,6 +933,7 @@
           <w:ilvl w:val="0"/>
           <w:numId w:val="10"/>
         </w:numPr>
+        <w:spacing w:before="240"/>
         <w:jc w:val="both"/>
         <w:rPr>
           <w:sz w:val="22"/>
@@ -486,10 +941,38 @@
       </w:pPr>
       <w:r>
         <w:rPr>
-          <w:sz w:val="22"/>
-        </w:rPr>
-        <w:t>Making accessibility a core principle of AI security. Speech-based AI systems increasingly mediate essential services but can misinterpret people whose speech is underrepresented in training data, including some deaf or hard-of-hearing users and people with speech disorders. Building on prior work [3, 13], we will study how natural speech variation affects both reliability and security, seeking to distinguish legitimate differences from malicious manipulation. Emerging collaborations with Georgia Tech’s Voice+ Lab, community organizations, and medical professionals will help ground the work in practical needs.</w:t>
+          <w:b/>
+          <w:bCs/>
+          <w:sz w:val="22"/>
+        </w:rPr>
+        <w:t>Making accessibility a core principle of AI security</w:t>
       </w:r>
+      <w:r>
+        <w:rPr>
+          <w:sz w:val="22"/>
+        </w:rPr>
+        <w:t xml:space="preserve">. Speech-based AI systems increasingly mediate essential services but can misinterpret people whose speech is underrepresented in training data, including some deaf or hard-of-hearing users and people with speech disorders. Building on </w:t>
+      </w:r>
+      <w:r>
+        <w:rPr>
+          <w:sz w:val="22"/>
+        </w:rPr>
+        <w:t>our earlier preliminary</w:t>
+      </w:r>
+      <w:r>
+        <w:rPr>
+          <w:sz w:val="22"/>
+        </w:rPr>
+        <w:t xml:space="preserve"> work [3, 13], we will study how natural speech variation affects both reliability and security, seeking to distinguish legitimate differences from malicious manipulation. Emerging collaborations with Georgia Tech’s Voice+ Lab, community organizations, and medical professionals will help ground the work in practical needs.</w:t>
+      </w:r>
+    </w:p>
+    <w:p>
+      <w:pPr>
+        <w:pStyle w:val="ListParagraph"/>
+        <w:rPr>
+          <w:rStyle w:val="Strong"/>
+        </w:rPr>
+      </w:pPr>
     </w:p>
     <w:p>
       <w:pPr>
@@ -498,6 +981,7 @@
           <w:ilvl w:val="0"/>
           <w:numId w:val="10"/>
         </w:numPr>
+        <w:spacing w:before="240"/>
         <w:jc w:val="both"/>
         <w:rPr>
           <w:sz w:val="22"/>
@@ -505,50 +989,210 @@
       </w:pPr>
       <w:r>
         <w:rPr>
-          <w:sz w:val="22"/>
-        </w:rPr>
-        <w:t>Using AI agents to improve cloud security investigations. Cloud incident response can require disruptive shutdowns or rebuilding when the scope of an intrusion is uncertain. Building on our malware-analysis research [6, 12], we will investigate AI agents that reconstruct attacks from cloud activity and recommend targeted recovery actions. Recommendations must be supported by verifiable evidence and remain reviewable by human analysts, with the aim of making response faster and less disruptive.</w:t>
+          <w:rStyle w:val="Strong"/>
+          <w:sz w:val="22"/>
+        </w:rPr>
+        <w:t>Using AI Agents to Improve Cloud Security Investigations.</w:t>
+      </w:r>
+      <w:r>
+        <w:rPr>
+          <w:sz w:val="22"/>
+        </w:rPr>
+        <w:t xml:space="preserve"> When the extent of a cloud intrusion is unclear, incident responders often resort to disruptive measures, such as shutting down or rebuilding entire systems. Building on our malware-analysis research [6, 12], we will investigate how AI agents can reconstruct attacks from cloud activity and recommend targeted recovery actions. A central research challenge is ensuring that these recommendations are grounded in verifiable evidence and can be independently assessed by human analysts.</w:t>
       </w:r>
     </w:p>
     <w:p>
       <w:pPr>
         <w:pStyle w:val="Heading1"/>
+        <w:rPr>
+          <w:rFonts w:ascii="Aptos" w:hAnsi="Aptos"/>
+          <w:sz w:val="24"/>
+          <w:szCs w:val="24"/>
+        </w:rPr>
       </w:pPr>
       <w:r>
-        <w:lastRenderedPageBreak/>
+        <w:rPr>
+          <w:rFonts w:ascii="Aptos" w:hAnsi="Aptos"/>
+          <w:sz w:val="24"/>
+          <w:szCs w:val="24"/>
+        </w:rPr>
         <w:t>Summary</w:t>
       </w:r>
     </w:p>
     <w:p>
       <w:pPr>
-        <w:pStyle w:val="Heading2"/>
+        <w:pStyle w:val="NormalWeb"/>
         <w:jc w:val="both"/>
         <w:rPr>
+          <w:rFonts w:ascii="Aptos" w:hAnsi="Aptos"/>
+          <w:sz w:val="22"/>
+          <w:szCs w:val="22"/>
+        </w:rPr>
+      </w:pPr>
+      <w:r>
+        <w:rPr>
+          <w:rFonts w:ascii="Aptos" w:hAnsi="Aptos"/>
+          <w:sz w:val="22"/>
+          <w:szCs w:val="22"/>
+        </w:rPr>
+        <w:t>Since joining Georgia Tech, I have maintained a strong record of scholarly productivity, externally funded research, professional and institutional service, and commitment to student success. My research has addressed emerging cybersecurity challenges while fostering interdisciplinary collaborations and developing solutions to problems of practical importance. Looking ahead, I plan to expand my research at the intersection of cybersecurity and artificial intelligence, strengthen interdisciplinary partnerships, and advance educational practices that cultivate students' independence, technical expertise, and critical thinking. Over the next five years, I expect my research group to continue publishing rigorous, impactful work in leading security, software engineering, and speech research venues. I also anticipate guiding an additional two to three doctoral students to completion of their Ph.D. degrees.</w:t>
+      </w:r>
+    </w:p>
+    <w:p>
+      <w:pPr>
+        <w:pStyle w:val="NormalWeb"/>
+        <w:jc w:val="both"/>
+        <w:rPr>
+          <w:rFonts w:ascii="Aptos" w:hAnsi="Aptos"/>
+          <w:sz w:val="22"/>
+          <w:szCs w:val="22"/>
+        </w:rPr>
+      </w:pPr>
+      <w:r>
+        <w:rPr>
+          <w:rFonts w:ascii="Aptos" w:hAnsi="Aptos"/>
+          <w:sz w:val="22"/>
+          <w:szCs w:val="22"/>
+        </w:rPr>
+        <w:t xml:space="preserve">Beyond these goals, I see an opportunity to contribute more broadly to </w:t>
+      </w:r>
+      <w:r>
+        <w:rPr>
+          <w:rStyle w:val="Strong"/>
           <w:rFonts w:ascii="Aptos" w:hAnsi="Aptos"/>
           <w:b w:val="0"/>
           <w:bCs w:val="0"/>
-          <w:color w:val="000000" w:themeColor="text1"/>
           <w:sz w:val="22"/>
           <w:szCs w:val="22"/>
         </w:rPr>
-      </w:pPr>
-      <w:r>
-        <w:rPr>
-          <w:rFonts w:ascii="Aptos" w:hAnsi="Aptos"/>
-          <w:b w:val="0"/>
-          <w:bCs w:val="0"/>
-          <w:color w:val="000000" w:themeColor="text1"/>
-          <w:sz w:val="22"/>
-          <w:szCs w:val="22"/>
-        </w:rPr>
-        <w:t>Since joining Georgia Tech in 2022, I have maintained a strong record of scholarly productivity, externally funded research, professional and institutional service, and commitment to student success. My research has addressed emerging cybersecurity challenges while fostering interdisciplinary collaborations and advancing solutions to problems of practical importance.</w:t>
+        <w:t>student success at Georgia Tech</w:t>
       </w:r>
       <w:r>
         <w:rPr>
           <w:rFonts w:ascii="Aptos" w:hAnsi="Aptos"/>
-          <w:b w:val="0"/>
-          <w:bCs w:val="0"/>
-          <w:color w:val="000000" w:themeColor="text1"/>
+          <w:sz w:val="22"/>
+          <w:szCs w:val="22"/>
+        </w:rPr>
+        <w:t xml:space="preserve">, particularly as artificial intelligence reshapes how students learn, collaborate, and prepare for professional careers. Ongoing qualitative </w:t>
+      </w:r>
+      <w:r>
+        <w:rPr>
+          <w:rFonts w:ascii="Aptos" w:hAnsi="Aptos"/>
+          <w:sz w:val="22"/>
+          <w:szCs w:val="22"/>
+        </w:rPr>
+        <w:t xml:space="preserve">and quantitative </w:t>
+      </w:r>
+      <w:r>
+        <w:rPr>
+          <w:rFonts w:ascii="Aptos" w:hAnsi="Aptos"/>
+          <w:sz w:val="22"/>
+          <w:szCs w:val="22"/>
+        </w:rPr>
+        <w:t xml:space="preserve">research with a Georgia Tech alumnus (see </w:t>
+      </w:r>
+      <w:r>
+        <w:rPr>
+          <w:rStyle w:val="Emphasis"/>
+          <w:rFonts w:ascii="Aptos" w:hAnsi="Aptos"/>
+          <w:sz w:val="22"/>
+          <w:szCs w:val="22"/>
+        </w:rPr>
+        <w:t>“The Impact of Emerging AI Practices on the Cybersecurity Workforce”</w:t>
+      </w:r>
+      <w:r>
+        <w:rPr>
+          <w:rFonts w:ascii="Aptos" w:hAnsi="Aptos"/>
+          <w:sz w:val="22"/>
+          <w:szCs w:val="22"/>
+        </w:rPr>
+        <w:t xml:space="preserve"> [9]) suggests that AI adoption is introducing challenges that extend beyond technical proficiency. In areas such as malware reverse engineering, where expertise has traditionally developed through hands-on experience, peer learning, and the exchange of tacit knowledge, increasing reliance on AI tools </w:t>
+      </w:r>
+      <w:r>
+        <w:rPr>
+          <w:rFonts w:ascii="Aptos" w:hAnsi="Aptos"/>
+          <w:sz w:val="22"/>
+          <w:szCs w:val="22"/>
+        </w:rPr>
+        <w:t>is</w:t>
+      </w:r>
+      <w:r>
+        <w:rPr>
+          <w:rFonts w:ascii="Aptos" w:hAnsi="Aptos"/>
+          <w:sz w:val="22"/>
+          <w:szCs w:val="22"/>
+        </w:rPr>
+        <w:t xml:space="preserve"> contribut</w:t>
+      </w:r>
+      <w:r>
+        <w:rPr>
+          <w:rFonts w:ascii="Aptos" w:hAnsi="Aptos"/>
+          <w:sz w:val="22"/>
+          <w:szCs w:val="22"/>
+        </w:rPr>
+        <w:t>ing</w:t>
+      </w:r>
+      <w:r>
+        <w:rPr>
+          <w:rFonts w:ascii="Aptos" w:hAnsi="Aptos"/>
+          <w:sz w:val="22"/>
+          <w:szCs w:val="22"/>
+        </w:rPr>
+        <w:t xml:space="preserve"> to professional isolation and weaken</w:t>
+      </w:r>
+      <w:r>
+        <w:rPr>
+          <w:rFonts w:ascii="Aptos" w:hAnsi="Aptos"/>
+          <w:sz w:val="22"/>
+          <w:szCs w:val="22"/>
+        </w:rPr>
+        <w:t>ed</w:t>
+      </w:r>
+      <w:r>
+        <w:rPr>
+          <w:rFonts w:ascii="Aptos" w:hAnsi="Aptos"/>
+          <w:sz w:val="22"/>
+          <w:szCs w:val="22"/>
+        </w:rPr>
+        <w:t xml:space="preserve"> opportunities for collaborative learning. Our findings also point to psychological barriers surrounding AI use, including anxiety, resentment, and uncertainty about the skills needed to remain competitive. </w:t>
+      </w:r>
+      <w:r>
+        <w:rPr>
+          <w:rFonts w:ascii="Aptos" w:hAnsi="Aptos"/>
+          <w:sz w:val="22"/>
+          <w:szCs w:val="22"/>
+        </w:rPr>
+        <w:t xml:space="preserve">Worse yet, they also </w:t>
+      </w:r>
+      <w:r>
+        <w:rPr>
+          <w:rFonts w:ascii="Aptos" w:hAnsi="Aptos"/>
+          <w:sz w:val="22"/>
+          <w:szCs w:val="22"/>
+        </w:rPr>
+        <w:t>highlight</w:t>
+      </w:r>
+      <w:r>
+        <w:rPr>
+          <w:rFonts w:ascii="Aptos" w:hAnsi="Aptos"/>
+          <w:sz w:val="22"/>
+          <w:szCs w:val="22"/>
+        </w:rPr>
+        <w:t xml:space="preserve"> a growing disconnect between how aspiring cybersecurity professionals prepare for employment and the capabilities hiring managers </w:t>
+      </w:r>
+      <w:proofErr w:type="gramStart"/>
+      <w:r>
+        <w:rPr>
+          <w:rFonts w:ascii="Aptos" w:hAnsi="Aptos"/>
+          <w:sz w:val="22"/>
+          <w:szCs w:val="22"/>
+        </w:rPr>
+        <w:t>actually value</w:t>
+      </w:r>
+      <w:proofErr w:type="gramEnd"/>
+      <w:r>
+        <w:rPr>
+          <w:rFonts w:ascii="Aptos" w:hAnsi="Aptos"/>
           <w:sz w:val="22"/>
           <w:szCs w:val="22"/>
         </w:rPr>
@@ -557,14 +1201,79 @@
       <w:r>
         <w:rPr>
           <w:rFonts w:ascii="Aptos" w:hAnsi="Aptos"/>
-          <w:b w:val="0"/>
-          <w:bCs w:val="0"/>
-          <w:color w:val="000000" w:themeColor="text1"/>
           <w:sz w:val="22"/>
           <w:szCs w:val="22"/>
         </w:rPr>
-        <w:t>Looking ahead, I plan to build on these accomplishments by expanding my research at the intersection of cybersecurity and artificial intelligence, strengthening interdisciplinary partnerships, and developing innovative educational approaches that foster students' independence, technical expertise, and critical thinking. Over the next five years, I expect my research group to continue publishing rigorous, impactful work in leading security, software engineering, and speech research venues. I also anticipate guiding an additional two to three doctoral students to completion of their Ph.D. degrees, reflecting my continued commitment to developing the next generation of researchers and scholars.</w:t>
+        <w:t xml:space="preserve">(see </w:t>
       </w:r>
+      <w:r>
+        <w:rPr>
+          <w:rStyle w:val="Emphasis"/>
+          <w:rFonts w:ascii="Aptos" w:hAnsi="Aptos"/>
+          <w:sz w:val="22"/>
+          <w:szCs w:val="22"/>
+        </w:rPr>
+        <w:t>“Learning the Wrong Lessons? Upskilling Strategies vs. Industry Expectations in Entry-Level Cybersecurity”</w:t>
+      </w:r>
+      <w:r>
+        <w:rPr>
+          <w:rFonts w:ascii="Aptos" w:hAnsi="Aptos"/>
+          <w:sz w:val="22"/>
+          <w:szCs w:val="22"/>
+        </w:rPr>
+        <w:t xml:space="preserve"> [1])</w:t>
+      </w:r>
+      <w:r>
+        <w:rPr>
+          <w:rFonts w:ascii="Aptos" w:hAnsi="Aptos"/>
+          <w:sz w:val="22"/>
+          <w:szCs w:val="22"/>
+        </w:rPr>
+        <w:t>.</w:t>
+      </w:r>
+    </w:p>
+    <w:p>
+      <w:pPr>
+        <w:pStyle w:val="NormalWeb"/>
+        <w:jc w:val="both"/>
+        <w:rPr>
+          <w:rFonts w:ascii="Aptos" w:hAnsi="Aptos"/>
+          <w:sz w:val="22"/>
+          <w:szCs w:val="22"/>
+        </w:rPr>
+      </w:pPr>
+      <w:r>
+        <w:rPr>
+          <w:rFonts w:ascii="Aptos" w:hAnsi="Aptos"/>
+          <w:sz w:val="22"/>
+          <w:szCs w:val="22"/>
+        </w:rPr>
+        <w:t xml:space="preserve">These findings reinforce my belief that </w:t>
+      </w:r>
+      <w:r>
+        <w:rPr>
+          <w:rStyle w:val="Strong"/>
+          <w:rFonts w:ascii="Aptos" w:hAnsi="Aptos"/>
+          <w:sz w:val="22"/>
+          <w:szCs w:val="22"/>
+        </w:rPr>
+        <w:t>student success must extend beyond academic achievement and technical proficiency</w:t>
+      </w:r>
+      <w:r>
+        <w:rPr>
+          <w:rFonts w:ascii="Aptos" w:hAnsi="Aptos"/>
+          <w:sz w:val="22"/>
+          <w:szCs w:val="22"/>
+        </w:rPr>
+        <w:t xml:space="preserve"> to include the interpersonal skills, professional judgment, and sense of belonging needed to thrive in an AI-driven world. Higher education must continue to foster meaningful peer interactions, collaborative learning, and a strong residential experience while better aligning students' preparation with evolving workforce expectations. Encouraged by discussions with the School Chair, I am considering leadership opportunities that would allow me to advocate more broadly for undergraduate student success and help shape educational experiences that preserve these essential human dimensions of learning. I see this as a natural extension of my commitment to teaching and mentorship, informed by insights from my research.</w:t>
+      </w:r>
+    </w:p>
+    <w:p>
+      <w:pPr>
+        <w:rPr>
+          <w:sz w:val="22"/>
+        </w:rPr>
+      </w:pPr>
     </w:p>
     <w:p>
       <w:pPr>
@@ -12294,6 +13003,20 @@
       <w:szCs w:val="24"/>
     </w:rPr>
   </w:style>
+  <w:style w:type="paragraph" w:customStyle="1" w:styleId="p1">
+    <w:name w:val="p1"/>
+    <w:basedOn w:val="Normal"/>
+    <w:rsid w:val="0072392D"/>
+    <w:pPr>
+      <w:spacing w:after="0" w:line="240" w:lineRule="auto"/>
+    </w:pPr>
+    <w:rPr>
+      <w:rFonts w:ascii="Helvetica" w:eastAsia="Times New Roman" w:hAnsi="Helvetica" w:cs="Times New Roman"/>
+      <w:color w:val="000000"/>
+      <w:sz w:val="16"/>
+      <w:szCs w:val="16"/>
+    </w:rPr>
+  </w:style>
 </w:styles>
 </file>
 
